--- a/docs/manuales/Manual_Ventas_VentaGO_KO.docx
+++ b/docs/manuales/Manual_Ventas_VentaGO_KO.docx
@@ -137,6 +137,497 @@
     </w:p>
     <w:p>
       <w:pPr>
+        <w:spacing w:after="200"/>
+        <w:jc w:val="center"/>
+      </w:pPr>
+      <w:r>
+        <w:drawing>
+          <wp:inline distT="0" distB="0" distL="0" distR="0">
+            <wp:extent cx="4457700" cy="2790825"/>
+            <wp:effectExtent t="0" r="0" b="0" l="0"/>
+            <wp:docPr id="1" name="ventas-01-login" descr="로그인과 터미널 등록" title="ventas-01-login"/>
+            <wp:cNvGraphicFramePr>
+              <a:graphicFrameLocks xmlns:a="http://schemas.openxmlformats.org/drawingml/2006/main" noChangeAspect="1"/>
+            </wp:cNvGraphicFramePr>
+            <a:graphic xmlns:a="http://schemas.openxmlformats.org/drawingml/2006/main">
+              <a:graphicData uri="http://schemas.openxmlformats.org/drawingml/2006/picture">
+                <pic:pic xmlns:pic="http://schemas.openxmlformats.org/drawingml/2006/picture">
+                  <pic:nvPicPr>
+                    <pic:cNvPr id="0" name="" descr=""/>
+                    <pic:cNvPicPr>
+                      <a:picLocks noChangeAspect="1" noChangeArrowheads="1"/>
+                    </pic:cNvPicPr>
+                  </pic:nvPicPr>
+                  <pic:blipFill>
+                    <a:blip r:embed="rId9" cstate="none"/>
+                    <a:srcRect/>
+                    <a:stretch>
+                      <a:fillRect/>
+                    </a:stretch>
+                  </pic:blipFill>
+                  <pic:spPr bwMode="auto">
+                    <a:xfrm>
+                      <a:off x="0" y="0"/>
+                      <a:ext cx="4457700" cy="2790825"/>
+                    </a:xfrm>
+                    <a:prstGeom prst="rect">
+                      <a:avLst/>
+                    </a:prstGeom>
+                  </pic:spPr>
+                </pic:pic>
+              </a:graphicData>
+            </a:graphic>
+          </wp:inline>
+        </w:drawing>
+      </w:r>
+    </w:p>
+    <w:p>
+      <w:pPr>
+        <w:pStyle w:val="ListParagraph"/>
+        <w:numPr>
+          <w:ilvl w:val="0"/>
+          <w:numId w:val="2"/>
+        </w:numPr>
+        <w:spacing w:after="100"/>
+      </w:pPr>
+      <w:r>
+        <w:t xml:space="preserve">브라우저에서 ventago.coolsistema.com 에 접속해 아이디와 비밀번호를 입력합니다.</w:t>
+      </w:r>
+    </w:p>
+    <w:p>
+      <w:pPr>
+        <w:pStyle w:val="ListParagraph"/>
+        <w:numPr>
+          <w:ilvl w:val="0"/>
+          <w:numId w:val="2"/>
+        </w:numPr>
+        <w:spacing w:after="100"/>
+      </w:pPr>
+      <w:r>
+        <w:t xml:space="preserve">이 PC에서 처음 접속하는 경우 터미널 등록 창이 나타납니다. 이 자리에 해당하는 지점(sucursal)과 카하(caja)를 선택하세요.</w:t>
+      </w:r>
+    </w:p>
+    <w:p>
+      <w:pPr>
+        <w:pStyle w:val="ListParagraph"/>
+        <w:numPr>
+          <w:ilvl w:val="0"/>
+          <w:numId w:val="2"/>
+        </w:numPr>
+        <w:spacing w:after="100"/>
+      </w:pPr>
+      <w:r>
+        <w:t xml:space="preserve">인터넷 회선이 새 것이면 IP를 지점에 연결하라는 창이 나타납니다. 등록 전에 관리자에게 확인하세요.</w:t>
+      </w:r>
+    </w:p>
+    <w:p>
+      <w:pPr>
+        <w:pStyle w:val="ListParagraph"/>
+        <w:numPr>
+          <w:ilvl w:val="0"/>
+          <w:numId w:val="2"/>
+        </w:numPr>
+        <w:spacing w:after="100"/>
+      </w:pPr>
+      <w:r>
+        <w:t xml:space="preserve">«Sesión expirada(세션 만료)» 메시지가 보이면 다른 기기에서 같은 계정으로 로그인한 것입니다. 다시 로그인하면 다른 세션은 자동 종료됩니다.</w:t>
+      </w:r>
+    </w:p>
+    <w:p>
+      <w:pPr>
+        <w:pBdr>
+          <w:left w:val="single" w:color="B8730A" w:sz="12" w:space="8"/>
+        </w:pBdr>
+        <w:spacing w:after="100" w:before="160"/>
+      </w:pPr>
+      <w:r>
+        <w:rPr>
+          <w:b/>
+          <w:bCs/>
+          <w:color w:val="B8730A"/>
+        </w:rPr>
+        <w:t xml:space="preserve">TIP  </w:t>
+      </w:r>
+      <w:r>
+        <w:t xml:space="preserve">계정을 공유하지 마세요. 판매와 금전함 기록이 사용자별로 남기 때문에 판매원마다 본인 계정을 사용해야 합니다.</w:t>
+      </w:r>
+    </w:p>
+    <w:p>
+      <w:pPr>
+        <w:pStyle w:val="Heading1"/>
+        <w:pageBreakBefore/>
+      </w:pPr>
+      <w:r>
+        <w:t xml:space="preserve">2. Nueva Venta 화면: 상품 검색과 담기</w:t>
+      </w:r>
+    </w:p>
+    <w:p>
+      <w:pPr>
+        <w:spacing w:after="200"/>
+      </w:pPr>
+      <w:r>
+        <w:t xml:space="preserve">«Nueva venta» 화면이 POS(판매 시점) 화면입니다. 코드, 상품명 또는 바코드 스캐너로 상품을 검색할 수 있습니다.</w:t>
+      </w:r>
+    </w:p>
+    <w:p>
+      <w:pPr>
+        <w:spacing w:after="200"/>
+        <w:jc w:val="center"/>
+      </w:pPr>
+      <w:r>
+        <w:drawing>
+          <wp:inline distT="0" distB="0" distL="0" distR="0">
+            <wp:extent cx="4457700" cy="2790825"/>
+            <wp:effectExtent t="0" r="0" b="0" l="0"/>
+            <wp:docPr id="1" name="ventas-02-nueva-venta" descr="Nueva Venta 화면: 상품 검색과 담기" title="ventas-02-nueva-venta"/>
+            <wp:cNvGraphicFramePr>
+              <a:graphicFrameLocks xmlns:a="http://schemas.openxmlformats.org/drawingml/2006/main" noChangeAspect="1"/>
+            </wp:cNvGraphicFramePr>
+            <a:graphic xmlns:a="http://schemas.openxmlformats.org/drawingml/2006/main">
+              <a:graphicData uri="http://schemas.openxmlformats.org/drawingml/2006/picture">
+                <pic:pic xmlns:pic="http://schemas.openxmlformats.org/drawingml/2006/picture">
+                  <pic:nvPicPr>
+                    <pic:cNvPr id="0" name="" descr=""/>
+                    <pic:cNvPicPr>
+                      <a:picLocks noChangeAspect="1" noChangeArrowheads="1"/>
+                    </pic:cNvPicPr>
+                  </pic:nvPicPr>
+                  <pic:blipFill>
+                    <a:blip r:embed="rId10" cstate="none"/>
+                    <a:srcRect/>
+                    <a:stretch>
+                      <a:fillRect/>
+                    </a:stretch>
+                  </pic:blipFill>
+                  <pic:spPr bwMode="auto">
+                    <a:xfrm>
+                      <a:off x="0" y="0"/>
+                      <a:ext cx="4457700" cy="2790825"/>
+                    </a:xfrm>
+                    <a:prstGeom prst="rect">
+                      <a:avLst/>
+                    </a:prstGeom>
+                  </pic:spPr>
+                </pic:pic>
+              </a:graphicData>
+            </a:graphic>
+          </wp:inline>
+        </w:drawing>
+      </w:r>
+    </w:p>
+    <w:p>
+      <w:pPr>
+        <w:pStyle w:val="ListParagraph"/>
+        <w:numPr>
+          <w:ilvl w:val="0"/>
+          <w:numId w:val="3"/>
+        </w:numPr>
+        <w:spacing w:after="100"/>
+      </w:pPr>
+      <w:r>
+        <w:t xml:space="preserve">«Nueva venta» 메뉴로 들어갑니다. 커서가 검색창에 있으므로 바코드를 스캔하거나 상품 코드/이름을 입력하세요.</w:t>
+      </w:r>
+    </w:p>
+    <w:p>
+      <w:pPr>
+        <w:pStyle w:val="ListParagraph"/>
+        <w:numPr>
+          <w:ilvl w:val="0"/>
+          <w:numId w:val="3"/>
+        </w:numPr>
+        <w:spacing w:after="100"/>
+      </w:pPr>
+      <w:r>
+        <w:t xml:space="preserve">검색 결과에서 상품을 선택합니다. 수량 1로 장바구니에 추가됩니다.</w:t>
+      </w:r>
+    </w:p>
+    <w:p>
+      <w:pPr>
+        <w:pStyle w:val="ListParagraph"/>
+        <w:numPr>
+          <w:ilvl w:val="0"/>
+          <w:numId w:val="3"/>
+        </w:numPr>
+        <w:spacing w:after="100"/>
+      </w:pPr>
+      <w:r>
+        <w:t xml:space="preserve">수량을 바꾸려면 수량 칸의 숫자를 수정하세요. 상품을 빼려면 해당 행의 삭제 아이콘을 누릅니다.</w:t>
+      </w:r>
+    </w:p>
+    <w:p>
+      <w:pPr>
+        <w:pStyle w:val="ListParagraph"/>
+        <w:numPr>
+          <w:ilvl w:val="0"/>
+          <w:numId w:val="3"/>
+        </w:numPr>
+        <w:spacing w:after="100"/>
+      </w:pPr>
+      <w:r>
+        <w:t xml:space="preserve">상품을 담을 때마다 합계가 자동으로 갱신됩니다.</w:t>
+      </w:r>
+    </w:p>
+    <w:p>
+      <w:pPr>
+        <w:pBdr>
+          <w:left w:val="single" w:color="B8730A" w:sz="12" w:space="8"/>
+        </w:pBdr>
+        <w:spacing w:after="100" w:before="160"/>
+      </w:pPr>
+      <w:r>
+        <w:rPr>
+          <w:b/>
+          <w:bCs/>
+          <w:color w:val="B8730A"/>
+        </w:rPr>
+        <w:t xml:space="preserve">TIP  </w:t>
+      </w:r>
+      <w:r>
+        <w:t xml:space="preserve">상품이 검색되지 않으면 해당 지점에 등록/게시된 상품인지 관리자에게 확인하세요.</w:t>
+      </w:r>
+    </w:p>
+    <w:p>
+      <w:pPr>
+        <w:pStyle w:val="Heading1"/>
+        <w:pageBreakBefore/>
+      </w:pPr>
+      <w:r>
+        <w:t xml:space="preserve">3. 코드 마드레(색상×사이즈) 판매</w:t>
+      </w:r>
+    </w:p>
+    <w:p>
+      <w:pPr>
+        <w:spacing w:after="200"/>
+      </w:pPr>
+      <w:r>
+        <w:t xml:space="preserve">변형(색상/사이즈)이 있는 상품은 «코드 마드레(부모 코드)»로 관리됩니다. 이를 선택하면 색상×사이즈 조합별 수량을 입력하는 변형 표가 열립니다.</w:t>
+      </w:r>
+    </w:p>
+    <w:p>
+      <w:pPr>
+        <w:spacing w:after="200"/>
+        <w:jc w:val="center"/>
+      </w:pPr>
+      <w:r>
+        <w:drawing>
+          <wp:inline distT="0" distB="0" distL="0" distR="0">
+            <wp:extent cx="4457700" cy="2790825"/>
+            <wp:effectExtent t="0" r="0" b="0" l="0"/>
+            <wp:docPr id="1" name="ventas-03-codigo-madre" descr="코드 마드레(색상×사이즈) 판매" title="ventas-03-codigo-madre"/>
+            <wp:cNvGraphicFramePr>
+              <a:graphicFrameLocks xmlns:a="http://schemas.openxmlformats.org/drawingml/2006/main" noChangeAspect="1"/>
+            </wp:cNvGraphicFramePr>
+            <a:graphic xmlns:a="http://schemas.openxmlformats.org/drawingml/2006/main">
+              <a:graphicData uri="http://schemas.openxmlformats.org/drawingml/2006/picture">
+                <pic:pic xmlns:pic="http://schemas.openxmlformats.org/drawingml/2006/picture">
+                  <pic:nvPicPr>
+                    <pic:cNvPr id="0" name="" descr=""/>
+                    <pic:cNvPicPr>
+                      <a:picLocks noChangeAspect="1" noChangeArrowheads="1"/>
+                    </pic:cNvPicPr>
+                  </pic:nvPicPr>
+                  <pic:blipFill>
+                    <a:blip r:embed="rId11" cstate="none"/>
+                    <a:srcRect/>
+                    <a:stretch>
+                      <a:fillRect/>
+                    </a:stretch>
+                  </pic:blipFill>
+                  <pic:spPr bwMode="auto">
+                    <a:xfrm>
+                      <a:off x="0" y="0"/>
+                      <a:ext cx="4457700" cy="2790825"/>
+                    </a:xfrm>
+                    <a:prstGeom prst="rect">
+                      <a:avLst/>
+                    </a:prstGeom>
+                  </pic:spPr>
+                </pic:pic>
+              </a:graphicData>
+            </a:graphic>
+          </wp:inline>
+        </w:drawing>
+      </w:r>
+    </w:p>
+    <w:p>
+      <w:pPr>
+        <w:pStyle w:val="ListParagraph"/>
+        <w:numPr>
+          <w:ilvl w:val="0"/>
+          <w:numId w:val="4"/>
+        </w:numPr>
+        <w:spacing w:after="100"/>
+      </w:pPr>
+      <w:r>
+        <w:t xml:space="preserve">코드 마드레 또는 상품명으로 검색해 선택합니다.</w:t>
+      </w:r>
+    </w:p>
+    <w:p>
+      <w:pPr>
+        <w:pStyle w:val="ListParagraph"/>
+        <w:numPr>
+          <w:ilvl w:val="0"/>
+          <w:numId w:val="4"/>
+        </w:numPr>
+        <w:spacing w:after="100"/>
+      </w:pPr>
+      <w:r>
+        <w:t xml:space="preserve">변형 표(행=색상, 열=사이즈)에서 고객이 구매하는 조합마다 수량을 입력합니다.</w:t>
+      </w:r>
+    </w:p>
+    <w:p>
+      <w:pPr>
+        <w:pStyle w:val="ListParagraph"/>
+        <w:numPr>
+          <w:ilvl w:val="0"/>
+          <w:numId w:val="4"/>
+        </w:numPr>
+        <w:spacing w:after="100"/>
+      </w:pPr>
+      <w:r>
+        <w:t xml:space="preserve">확인하면 변형들이 판매에 추가됩니다. 재고는 변형별로 각각 차감됩니다.</w:t>
+      </w:r>
+    </w:p>
+    <w:p>
+      <w:pPr>
+        <w:pBdr>
+          <w:left w:val="single" w:color="B8730A" w:sz="12" w:space="8"/>
+        </w:pBdr>
+        <w:spacing w:after="100" w:before="160"/>
+      </w:pPr>
+      <w:r>
+        <w:rPr>
+          <w:b/>
+          <w:bCs/>
+          <w:color w:val="B8730A"/>
+        </w:rPr>
+        <w:t xml:space="preserve">TIP  </w:t>
+      </w:r>
+      <w:r>
+        <w:t xml:space="preserve">변형 재고가 없어도 판매는 차단되지 않습니다. 재고가 음수가 될 수 있으며 이후 조정으로 바로잡습니다.</w:t>
+      </w:r>
+    </w:p>
+    <w:p>
+      <w:pPr>
+        <w:pStyle w:val="Heading1"/>
+        <w:pageBreakBefore/>
+      </w:pPr>
+      <w:r>
+        <w:t xml:space="preserve">4. 가격 레벨, 할인, 프로모션</w:t>
+      </w:r>
+    </w:p>
+    <w:p>
+      <w:pPr>
+        <w:spacing w:after="200"/>
+      </w:pPr>
+      <w:r>
+        <w:t xml:space="preserve">상품마다 여러 가격 레벨(예: 소매가, 도매가)을 가질 수 있습니다. 판매 시 할인과 프로모션도 적용할 수 있습니다.</w:t>
+      </w:r>
+    </w:p>
+    <w:p>
+      <w:pPr>
+        <w:spacing w:after="200"/>
+        <w:jc w:val="center"/>
+      </w:pPr>
+      <w:r>
+        <w:drawing>
+          <wp:inline distT="0" distB="0" distL="0" distR="0">
+            <wp:extent cx="4457700" cy="2790825"/>
+            <wp:effectExtent t="0" r="0" b="0" l="0"/>
+            <wp:docPr id="1" name="ventas-04-precios" descr="가격 레벨, 할인, 프로모션" title="ventas-04-precios"/>
+            <wp:cNvGraphicFramePr>
+              <a:graphicFrameLocks xmlns:a="http://schemas.openxmlformats.org/drawingml/2006/main" noChangeAspect="1"/>
+            </wp:cNvGraphicFramePr>
+            <a:graphic xmlns:a="http://schemas.openxmlformats.org/drawingml/2006/main">
+              <a:graphicData uri="http://schemas.openxmlformats.org/drawingml/2006/picture">
+                <pic:pic xmlns:pic="http://schemas.openxmlformats.org/drawingml/2006/picture">
+                  <pic:nvPicPr>
+                    <pic:cNvPr id="0" name="" descr=""/>
+                    <pic:cNvPicPr>
+                      <a:picLocks noChangeAspect="1" noChangeArrowheads="1"/>
+                    </pic:cNvPicPr>
+                  </pic:nvPicPr>
+                  <pic:blipFill>
+                    <a:blip r:embed="rId12" cstate="none"/>
+                    <a:srcRect/>
+                    <a:stretch>
+                      <a:fillRect/>
+                    </a:stretch>
+                  </pic:blipFill>
+                  <pic:spPr bwMode="auto">
+                    <a:xfrm>
+                      <a:off x="0" y="0"/>
+                      <a:ext cx="4457700" cy="2790825"/>
+                    </a:xfrm>
+                    <a:prstGeom prst="rect">
+                      <a:avLst/>
+                    </a:prstGeom>
+                  </pic:spPr>
+                </pic:pic>
+              </a:graphicData>
+            </a:graphic>
+          </wp:inline>
+        </w:drawing>
+      </w:r>
+    </w:p>
+    <w:p>
+      <w:pPr>
+        <w:pStyle w:val="ListParagraph"/>
+        <w:numPr>
+          <w:ilvl w:val="0"/>
+          <w:numId w:val="5"/>
+        </w:numPr>
+        <w:spacing w:after="100"/>
+      </w:pPr>
+      <w:r>
+        <w:t xml:space="preserve">판매 화면에서 고객에게 해당하는 가격 유형을 선택합니다(권한이 있는 경우).</w:t>
+      </w:r>
+    </w:p>
+    <w:p>
+      <w:pPr>
+        <w:pStyle w:val="ListParagraph"/>
+        <w:numPr>
+          <w:ilvl w:val="0"/>
+          <w:numId w:val="5"/>
+        </w:numPr>
+        <w:spacing w:after="100"/>
+      </w:pPr>
+      <w:r>
+        <w:t xml:space="preserve">할인은 관리자가 허용한 범위에서 상품별 또는 합계 할인 칸을 사용합니다.</w:t>
+      </w:r>
+    </w:p>
+    <w:p>
+      <w:pPr>
+        <w:pStyle w:val="ListParagraph"/>
+        <w:numPr>
+          <w:ilvl w:val="0"/>
+          <w:numId w:val="5"/>
+        </w:numPr>
+        <w:spacing w:after="100"/>
+      </w:pPr>
+      <w:r>
+        <w:t xml:space="preserve">활성 프로모션(예: 2×1)은 자동 적용되며 증정 상품은 표시가 붙습니다.</w:t>
+      </w:r>
+    </w:p>
+    <w:p>
+      <w:pPr>
+        <w:pStyle w:val="Heading1"/>
+        <w:pageBreakBefore/>
+      </w:pPr>
+      <w:r>
+        <w:t xml:space="preserve">5. 결제 수단과 복합 결제</w:t>
+      </w:r>
+    </w:p>
+    <w:p>
+      <w:pPr>
+        <w:spacing w:after="200"/>
+      </w:pPr>
+      <w:r>
+        <w:t xml:space="preserve">판매 생성 시 결제 수단을 선택합니다: 현금, MercadoPago QR, 외상(크레딧), 적립 잔액(a favor) 등. 여러 수단으로 나눠서 결제할 수도 있습니다.</w:t>
+      </w:r>
+    </w:p>
+    <w:p>
+      <w:pPr>
         <w:pBdr>
           <w:top w:val="dashed" w:color="B8730A" w:sz="6" w:space="8"/>
           <w:bottom w:val="dashed" w:color="B8730A" w:sz="6" w:space="8"/>
@@ -150,59 +641,72 @@
           <w:iCs/>
           <w:color w:val="B8730A"/>
         </w:rPr>
-        <w:t xml:space="preserve">캡처 예정: ventas-01-login</w:t>
-      </w:r>
-    </w:p>
-    <w:p>
-      <w:pPr>
-        <w:pStyle w:val="ListParagraph"/>
-        <w:numPr>
-          <w:ilvl w:val="0"/>
-          <w:numId w:val="2"/>
-        </w:numPr>
-        <w:spacing w:after="100"/>
-      </w:pPr>
-      <w:r>
-        <w:t xml:space="preserve">브라우저에서 ventago.coolsistema.com 에 접속해 아이디와 비밀번호를 입력합니다.</w:t>
-      </w:r>
-    </w:p>
-    <w:p>
-      <w:pPr>
-        <w:pStyle w:val="ListParagraph"/>
-        <w:numPr>
-          <w:ilvl w:val="0"/>
-          <w:numId w:val="2"/>
-        </w:numPr>
-        <w:spacing w:after="100"/>
-      </w:pPr>
-      <w:r>
-        <w:t xml:space="preserve">이 PC에서 처음 접속하는 경우 터미널 등록 창이 나타납니다. 이 자리에 해당하는 지점(sucursal)과 카하(caja)를 선택하세요.</w:t>
-      </w:r>
-    </w:p>
-    <w:p>
-      <w:pPr>
-        <w:pStyle w:val="ListParagraph"/>
-        <w:numPr>
-          <w:ilvl w:val="0"/>
-          <w:numId w:val="2"/>
-        </w:numPr>
-        <w:spacing w:after="100"/>
-      </w:pPr>
-      <w:r>
-        <w:t xml:space="preserve">인터넷 회선이 새 것이면 IP를 지점에 연결하라는 창이 나타납니다. 등록 전에 관리자에게 확인하세요.</w:t>
-      </w:r>
-    </w:p>
-    <w:p>
-      <w:pPr>
-        <w:pStyle w:val="ListParagraph"/>
-        <w:numPr>
-          <w:ilvl w:val="0"/>
-          <w:numId w:val="2"/>
-        </w:numPr>
-        <w:spacing w:after="100"/>
-      </w:pPr>
-      <w:r>
-        <w:t xml:space="preserve">«Sesión expirada(세션 만료)» 메시지가 보이면 다른 기기에서 같은 계정으로 로그인한 것입니다. 다시 로그인하면 다른 세션은 자동 종료됩니다.</w:t>
+        <w:t xml:space="preserve">캡처 예정: ventas-05-pagos</w:t>
+      </w:r>
+    </w:p>
+    <w:p>
+      <w:pPr>
+        <w:pStyle w:val="ListParagraph"/>
+        <w:numPr>
+          <w:ilvl w:val="0"/>
+          <w:numId w:val="6"/>
+        </w:numPr>
+        <w:spacing w:after="100"/>
+      </w:pPr>
+      <w:r>
+        <w:t xml:space="preserve">«Generar venta»를 누르면 합계가 표시된 결제 창이 열립니다.</w:t>
+      </w:r>
+    </w:p>
+    <w:p>
+      <w:pPr>
+        <w:pStyle w:val="ListParagraph"/>
+        <w:numPr>
+          <w:ilvl w:val="0"/>
+          <w:numId w:val="6"/>
+        </w:numPr>
+        <w:spacing w:after="100"/>
+      </w:pPr>
+      <w:r>
+        <w:t xml:space="preserve">결제 수단을 선택합니다. 현금이면 받은 금액을 입력하면 거스름돈이 자동 계산됩니다.</w:t>
+      </w:r>
+    </w:p>
+    <w:p>
+      <w:pPr>
+        <w:pStyle w:val="ListParagraph"/>
+        <w:numPr>
+          <w:ilvl w:val="0"/>
+          <w:numId w:val="6"/>
+        </w:numPr>
+        <w:spacing w:after="100"/>
+      </w:pPr>
+      <w:r>
+        <w:t xml:space="preserve">MercadoPago QR은 고객에게 코드를 보여주고 결제 자동 확인을 기다립니다.</w:t>
+      </w:r>
+    </w:p>
+    <w:p>
+      <w:pPr>
+        <w:pStyle w:val="ListParagraph"/>
+        <w:numPr>
+          <w:ilvl w:val="0"/>
+          <w:numId w:val="6"/>
+        </w:numPr>
+        <w:spacing w:after="100"/>
+      </w:pPr>
+      <w:r>
+        <w:t xml:space="preserve">복합 결제는 수단별 금액을 합계가 채워질 때까지 나눠 입력합니다.</w:t>
+      </w:r>
+    </w:p>
+    <w:p>
+      <w:pPr>
+        <w:pStyle w:val="ListParagraph"/>
+        <w:numPr>
+          <w:ilvl w:val="0"/>
+          <w:numId w:val="6"/>
+        </w:numPr>
+        <w:spacing w:after="100"/>
+      </w:pPr>
+      <w:r>
+        <w:t xml:space="preserve">외상 판매는 등록된 고객을 선택합니다. 부채가 고객 계정에 기록됩니다.</w:t>
       </w:r>
     </w:p>
     <w:p>
@@ -221,7 +725,7 @@
         <w:t xml:space="preserve">TIP  </w:t>
       </w:r>
       <w:r>
-        <w:t xml:space="preserve">계정을 공유하지 마세요. 판매와 금전함 기록이 사용자별로 남기 때문에 판매원마다 본인 계정을 사용해야 합니다.</w:t>
+        <w:t xml:space="preserve">프린터가 설정돼 있으면 영수증이 자동 출력됩니다(출력 주제 참고).</w:t>
       </w:r>
     </w:p>
     <w:p>
@@ -230,7 +734,7 @@
         <w:pageBreakBefore/>
       </w:pPr>
       <w:r>
-        <w:t xml:space="preserve">2. Nueva Venta 화면: 상품 검색과 담기</w:t>
+        <w:t xml:space="preserve">6. 판매 보류와 재개</w:t>
       </w:r>
     </w:p>
     <w:p>
@@ -238,7 +742,377 @@
         <w:spacing w:after="200"/>
       </w:pPr>
       <w:r>
-        <w:t xml:space="preserve">«Nueva venta» 화면이 POS(판매 시점) 화면입니다. 코드, 상품명 또는 바코드 스캐너로 상품을 검색할 수 있습니다.</w:t>
+        <w:t xml:space="preserve">고객이 구매를 잠시 중단해야 할 때(예: 다른 상품을 가지러 감) 담아둔 상품을 잃지 않고 판매를 보류했다가 나중에 재개할 수 있습니다.</w:t>
+      </w:r>
+    </w:p>
+    <w:p>
+      <w:pPr>
+        <w:spacing w:after="200"/>
+        <w:jc w:val="center"/>
+      </w:pPr>
+      <w:r>
+        <w:drawing>
+          <wp:inline distT="0" distB="0" distL="0" distR="0">
+            <wp:extent cx="4457700" cy="2790825"/>
+            <wp:effectExtent t="0" r="0" b="0" l="0"/>
+            <wp:docPr id="1" name="ventas-06-suspender" descr="판매 보류와 재개" title="ventas-06-suspender"/>
+            <wp:cNvGraphicFramePr>
+              <a:graphicFrameLocks xmlns:a="http://schemas.openxmlformats.org/drawingml/2006/main" noChangeAspect="1"/>
+            </wp:cNvGraphicFramePr>
+            <a:graphic xmlns:a="http://schemas.openxmlformats.org/drawingml/2006/main">
+              <a:graphicData uri="http://schemas.openxmlformats.org/drawingml/2006/picture">
+                <pic:pic xmlns:pic="http://schemas.openxmlformats.org/drawingml/2006/picture">
+                  <pic:nvPicPr>
+                    <pic:cNvPr id="0" name="" descr=""/>
+                    <pic:cNvPicPr>
+                      <a:picLocks noChangeAspect="1" noChangeArrowheads="1"/>
+                    </pic:cNvPicPr>
+                  </pic:nvPicPr>
+                  <pic:blipFill>
+                    <a:blip r:embed="rId13" cstate="none"/>
+                    <a:srcRect/>
+                    <a:stretch>
+                      <a:fillRect/>
+                    </a:stretch>
+                  </pic:blipFill>
+                  <pic:spPr bwMode="auto">
+                    <a:xfrm>
+                      <a:off x="0" y="0"/>
+                      <a:ext cx="4457700" cy="2790825"/>
+                    </a:xfrm>
+                    <a:prstGeom prst="rect">
+                      <a:avLst/>
+                    </a:prstGeom>
+                  </pic:spPr>
+                </pic:pic>
+              </a:graphicData>
+            </a:graphic>
+          </wp:inline>
+        </w:drawing>
+      </w:r>
+    </w:p>
+    <w:p>
+      <w:pPr>
+        <w:pStyle w:val="ListParagraph"/>
+        <w:numPr>
+          <w:ilvl w:val="0"/>
+          <w:numId w:val="7"/>
+        </w:numPr>
+        <w:spacing w:after="100"/>
+      </w:pPr>
+      <w:r>
+        <w:t xml:space="preserve">장바구니에 상품이 있는 상태에서 «Suspender venta»를 누르면 보류 목록에 저장됩니다.</w:t>
+      </w:r>
+    </w:p>
+    <w:p>
+      <w:pPr>
+        <w:pStyle w:val="ListParagraph"/>
+        <w:numPr>
+          <w:ilvl w:val="0"/>
+          <w:numId w:val="7"/>
+        </w:numPr>
+        <w:spacing w:after="100"/>
+      </w:pPr>
+      <w:r>
+        <w:t xml:space="preserve">재개하려면 보류 판매 목록을 열어 해당 판매를 선택합니다. 상품이 장바구니로 복원됩니다.</w:t>
+      </w:r>
+    </w:p>
+    <w:p>
+      <w:pPr>
+        <w:pStyle w:val="ListParagraph"/>
+        <w:numPr>
+          <w:ilvl w:val="0"/>
+          <w:numId w:val="7"/>
+        </w:numPr>
+        <w:spacing w:after="100"/>
+      </w:pPr>
+      <w:r>
+        <w:t xml:space="preserve">이후 «Generar venta»로 정상적으로 판매를 완료합니다.</w:t>
+      </w:r>
+    </w:p>
+    <w:p>
+      <w:pPr>
+        <w:pStyle w:val="Heading1"/>
+        <w:pageBreakBefore/>
+      </w:pPr>
+      <w:r>
+        <w:t xml:space="preserve">7. 판매 내역: 취소, 반품, 재출력</w:t>
+      </w:r>
+    </w:p>
+    <w:p>
+      <w:pPr>
+        <w:spacing w:after="200"/>
+      </w:pPr>
+      <w:r>
+        <w:t xml:space="preserve">«Ventas» 메뉴에서 판매 내역을 확인합니다. 상세 보기, 판매 취소, 반품 등록, 영수증 재출력이 가능합니다.</w:t>
+      </w:r>
+    </w:p>
+    <w:p>
+      <w:pPr>
+        <w:spacing w:after="200"/>
+        <w:jc w:val="center"/>
+      </w:pPr>
+      <w:r>
+        <w:drawing>
+          <wp:inline distT="0" distB="0" distL="0" distR="0">
+            <wp:extent cx="4457700" cy="2790825"/>
+            <wp:effectExtent t="0" r="0" b="0" l="0"/>
+            <wp:docPr id="1" name="ventas-07-historial" descr="판매 내역: 취소, 반품, 재출력" title="ventas-07-historial"/>
+            <wp:cNvGraphicFramePr>
+              <a:graphicFrameLocks xmlns:a="http://schemas.openxmlformats.org/drawingml/2006/main" noChangeAspect="1"/>
+            </wp:cNvGraphicFramePr>
+            <a:graphic xmlns:a="http://schemas.openxmlformats.org/drawingml/2006/main">
+              <a:graphicData uri="http://schemas.openxmlformats.org/drawingml/2006/picture">
+                <pic:pic xmlns:pic="http://schemas.openxmlformats.org/drawingml/2006/picture">
+                  <pic:nvPicPr>
+                    <pic:cNvPr id="0" name="" descr=""/>
+                    <pic:cNvPicPr>
+                      <a:picLocks noChangeAspect="1" noChangeArrowheads="1"/>
+                    </pic:cNvPicPr>
+                  </pic:nvPicPr>
+                  <pic:blipFill>
+                    <a:blip r:embed="rId14" cstate="none"/>
+                    <a:srcRect/>
+                    <a:stretch>
+                      <a:fillRect/>
+                    </a:stretch>
+                  </pic:blipFill>
+                  <pic:spPr bwMode="auto">
+                    <a:xfrm>
+                      <a:off x="0" y="0"/>
+                      <a:ext cx="4457700" cy="2790825"/>
+                    </a:xfrm>
+                    <a:prstGeom prst="rect">
+                      <a:avLst/>
+                    </a:prstGeom>
+                  </pic:spPr>
+                </pic:pic>
+              </a:graphicData>
+            </a:graphic>
+          </wp:inline>
+        </w:drawing>
+      </w:r>
+    </w:p>
+    <w:p>
+      <w:pPr>
+        <w:pStyle w:val="ListParagraph"/>
+        <w:numPr>
+          <w:ilvl w:val="0"/>
+          <w:numId w:val="8"/>
+        </w:numPr>
+        <w:spacing w:after="100"/>
+      </w:pPr>
+      <w:r>
+        <w:t xml:space="preserve">«Ventas» 메뉴에서 날짜/지점/판매원 필터로 해당 거래를 찾습니다.</w:t>
+      </w:r>
+    </w:p>
+    <w:p>
+      <w:pPr>
+        <w:pStyle w:val="ListParagraph"/>
+        <w:numPr>
+          <w:ilvl w:val="0"/>
+          <w:numId w:val="8"/>
+        </w:numPr>
+        <w:spacing w:after="100"/>
+      </w:pPr>
+      <w:r>
+        <w:t xml:space="preserve">상세를 열어 상품, 결제, 판매 상태를 확인합니다.</w:t>
+      </w:r>
+    </w:p>
+    <w:p>
+      <w:pPr>
+        <w:pStyle w:val="ListParagraph"/>
+        <w:numPr>
+          <w:ilvl w:val="0"/>
+          <w:numId w:val="8"/>
+        </w:numPr>
+        <w:spacing w:after="100"/>
+      </w:pPr>
+      <w:r>
+        <w:t xml:space="preserve">취소/반품은 해당 액션을 사용합니다. 재고는 자동으로 복구됩니다.</w:t>
+      </w:r>
+    </w:p>
+    <w:p>
+      <w:pPr>
+        <w:pStyle w:val="ListParagraph"/>
+        <w:numPr>
+          <w:ilvl w:val="0"/>
+          <w:numId w:val="8"/>
+        </w:numPr>
+        <w:spacing w:after="100"/>
+      </w:pPr>
+      <w:r>
+        <w:t xml:space="preserve">영수증 재출력은 행의 출력 버튼을 사용합니다.</w:t>
+      </w:r>
+    </w:p>
+    <w:p>
+      <w:pPr>
+        <w:pBdr>
+          <w:left w:val="single" w:color="B8730A" w:sz="12" w:space="8"/>
+        </w:pBdr>
+        <w:spacing w:after="100" w:before="160"/>
+      </w:pPr>
+      <w:r>
+        <w:rPr>
+          <w:b/>
+          <w:bCs/>
+          <w:color w:val="B8730A"/>
+        </w:rPr>
+        <w:t xml:space="preserve">TIP  </w:t>
+      </w:r>
+      <w:r>
+        <w:t xml:space="preserve">매장 설정에 따라 취소에는 관리자 권한이 필요할 수 있습니다.</w:t>
+      </w:r>
+    </w:p>
+    <w:p>
+      <w:pPr>
+        <w:pStyle w:val="Heading1"/>
+        <w:pageBreakBefore/>
+      </w:pPr>
+      <w:r>
+        <w:t xml:space="preserve">8. 금전함 열기와 마감</w:t>
+      </w:r>
+    </w:p>
+    <w:p>
+      <w:pPr>
+        <w:spacing w:after="200"/>
+      </w:pPr>
+      <w:r>
+        <w:t xml:space="preserve">금전함은 근무 시간의 모든 현금 흐름을 기록합니다: 시재로 열기, 판매, 지출, 인출, 그리고 정산 마감.</w:t>
+      </w:r>
+    </w:p>
+    <w:p>
+      <w:pPr>
+        <w:spacing w:after="200"/>
+        <w:jc w:val="center"/>
+      </w:pPr>
+      <w:r>
+        <w:drawing>
+          <wp:inline distT="0" distB="0" distL="0" distR="0">
+            <wp:extent cx="4457700" cy="2790825"/>
+            <wp:effectExtent t="0" r="0" b="0" l="0"/>
+            <wp:docPr id="1" name="ventas-08-caja" descr="금전함 열기와 마감" title="ventas-08-caja"/>
+            <wp:cNvGraphicFramePr>
+              <a:graphicFrameLocks xmlns:a="http://schemas.openxmlformats.org/drawingml/2006/main" noChangeAspect="1"/>
+            </wp:cNvGraphicFramePr>
+            <a:graphic xmlns:a="http://schemas.openxmlformats.org/drawingml/2006/main">
+              <a:graphicData uri="http://schemas.openxmlformats.org/drawingml/2006/picture">
+                <pic:pic xmlns:pic="http://schemas.openxmlformats.org/drawingml/2006/picture">
+                  <pic:nvPicPr>
+                    <pic:cNvPr id="0" name="" descr=""/>
+                    <pic:cNvPicPr>
+                      <a:picLocks noChangeAspect="1" noChangeArrowheads="1"/>
+                    </pic:cNvPicPr>
+                  </pic:nvPicPr>
+                  <pic:blipFill>
+                    <a:blip r:embed="rId15" cstate="none"/>
+                    <a:srcRect/>
+                    <a:stretch>
+                      <a:fillRect/>
+                    </a:stretch>
+                  </pic:blipFill>
+                  <pic:spPr bwMode="auto">
+                    <a:xfrm>
+                      <a:off x="0" y="0"/>
+                      <a:ext cx="4457700" cy="2790825"/>
+                    </a:xfrm>
+                    <a:prstGeom prst="rect">
+                      <a:avLst/>
+                    </a:prstGeom>
+                  </pic:spPr>
+                </pic:pic>
+              </a:graphicData>
+            </a:graphic>
+          </wp:inline>
+        </w:drawing>
+      </w:r>
+    </w:p>
+    <w:p>
+      <w:pPr>
+        <w:pStyle w:val="ListParagraph"/>
+        <w:numPr>
+          <w:ilvl w:val="0"/>
+          <w:numId w:val="9"/>
+        </w:numPr>
+        <w:spacing w:after="100"/>
+      </w:pPr>
+      <w:r>
+        <w:t xml:space="preserve">근무 시작 시 «Caja» 메뉴에서 시재(초기 금액)를 입력해 금전함을 엽니다.</w:t>
+      </w:r>
+    </w:p>
+    <w:p>
+      <w:pPr>
+        <w:pStyle w:val="ListParagraph"/>
+        <w:numPr>
+          <w:ilvl w:val="0"/>
+          <w:numId w:val="9"/>
+        </w:numPr>
+        <w:spacing w:after="100"/>
+      </w:pPr>
+      <w:r>
+        <w:t xml:space="preserve">영업 중 현금 판매는 자동 합산됩니다. 지출·인출이 있으면 함께 기록하세요.</w:t>
+      </w:r>
+    </w:p>
+    <w:p>
+      <w:pPr>
+        <w:pStyle w:val="ListParagraph"/>
+        <w:numPr>
+          <w:ilvl w:val="0"/>
+          <w:numId w:val="9"/>
+        </w:numPr>
+        <w:spacing w:after="100"/>
+      </w:pPr>
+      <w:r>
+        <w:t xml:space="preserve">마감 시 실제 현금을 세어 입력하면 시스템이 예상 금액과의 차이를 표시합니다.</w:t>
+      </w:r>
+    </w:p>
+    <w:p>
+      <w:pPr>
+        <w:pStyle w:val="ListParagraph"/>
+        <w:numPr>
+          <w:ilvl w:val="0"/>
+          <w:numId w:val="9"/>
+        </w:numPr>
+        <w:spacing w:after="100"/>
+      </w:pPr>
+      <w:r>
+        <w:t xml:space="preserve">인출한 잉여 현금은 금고(caja fuerte)로 이체해 기록으로 남길 수 있습니다.</w:t>
+      </w:r>
+    </w:p>
+    <w:p>
+      <w:pPr>
+        <w:pBdr>
+          <w:left w:val="single" w:color="B8730A" w:sz="12" w:space="8"/>
+        </w:pBdr>
+        <w:spacing w:after="100" w:before="160"/>
+      </w:pPr>
+      <w:r>
+        <w:rPr>
+          <w:b/>
+          <w:bCs/>
+          <w:color w:val="B8730A"/>
+        </w:rPr>
+        <w:t xml:space="preserve">TIP  </w:t>
+      </w:r>
+      <w:r>
+        <w:t xml:space="preserve">«Control de caja» 메뉴에서 관리자는 모든 금전함의 개시/마감/차액을 검토할 수 있습니다.</w:t>
+      </w:r>
+    </w:p>
+    <w:p>
+      <w:pPr>
+        <w:pStyle w:val="Heading1"/>
+        <w:pageBreakBefore/>
+      </w:pPr>
+      <w:r>
+        <w:t xml:space="preserve">9. 식당 모드: 살롱과 테이블</w:t>
+      </w:r>
+    </w:p>
+    <w:p>
+      <w:pPr>
+        <w:spacing w:after="200"/>
+      </w:pPr>
+      <w:r>
+        <w:t xml:space="preserve">식당 모드 매장에서는 살롱 배치도의 테이블 단위로 판매를 관리합니다. 색상이 상태를 나타냅니다: 빈 테이블, 사용 중, 결제 대기.</w:t>
       </w:r>
     </w:p>
     <w:p>
@@ -256,59 +1130,59 @@
           <w:iCs/>
           <w:color w:val="B8730A"/>
         </w:rPr>
-        <w:t xml:space="preserve">캡처 예정: ventas-02-nueva-venta</w:t>
-      </w:r>
-    </w:p>
-    <w:p>
-      <w:pPr>
-        <w:pStyle w:val="ListParagraph"/>
-        <w:numPr>
-          <w:ilvl w:val="0"/>
-          <w:numId w:val="3"/>
-        </w:numPr>
-        <w:spacing w:after="100"/>
-      </w:pPr>
-      <w:r>
-        <w:t xml:space="preserve">«Nueva venta» 메뉴로 들어갑니다. 커서가 검색창에 있으므로 바코드를 스캔하거나 상품 코드/이름을 입력하세요.</w:t>
-      </w:r>
-    </w:p>
-    <w:p>
-      <w:pPr>
-        <w:pStyle w:val="ListParagraph"/>
-        <w:numPr>
-          <w:ilvl w:val="0"/>
-          <w:numId w:val="3"/>
-        </w:numPr>
-        <w:spacing w:after="100"/>
-      </w:pPr>
-      <w:r>
-        <w:t xml:space="preserve">검색 결과에서 상품을 선택합니다. 수량 1로 장바구니에 추가됩니다.</w:t>
-      </w:r>
-    </w:p>
-    <w:p>
-      <w:pPr>
-        <w:pStyle w:val="ListParagraph"/>
-        <w:numPr>
-          <w:ilvl w:val="0"/>
-          <w:numId w:val="3"/>
-        </w:numPr>
-        <w:spacing w:after="100"/>
-      </w:pPr>
-      <w:r>
-        <w:t xml:space="preserve">수량을 바꾸려면 수량 칸의 숫자를 수정하세요. 상품을 빼려면 해당 행의 삭제 아이콘을 누릅니다.</w:t>
-      </w:r>
-    </w:p>
-    <w:p>
-      <w:pPr>
-        <w:pStyle w:val="ListParagraph"/>
-        <w:numPr>
-          <w:ilvl w:val="0"/>
-          <w:numId w:val="3"/>
-        </w:numPr>
-        <w:spacing w:after="100"/>
-      </w:pPr>
-      <w:r>
-        <w:t xml:space="preserve">상품을 담을 때마다 합계가 자동으로 갱신됩니다.</w:t>
+        <w:t xml:space="preserve">캡처 예정: ventas-09-restaurante</w:t>
+      </w:r>
+    </w:p>
+    <w:p>
+      <w:pPr>
+        <w:pStyle w:val="ListParagraph"/>
+        <w:numPr>
+          <w:ilvl w:val="0"/>
+          <w:numId w:val="10"/>
+        </w:numPr>
+        <w:spacing w:after="100"/>
+      </w:pPr>
+      <w:r>
+        <w:t xml:space="preserve">식당 매장에서 «Nueva venta»에 들어가면 테이블이 있는 살롱 화면이 열립니다.</w:t>
+      </w:r>
+    </w:p>
+    <w:p>
+      <w:pPr>
+        <w:pStyle w:val="ListParagraph"/>
+        <w:numPr>
+          <w:ilvl w:val="0"/>
+          <w:numId w:val="10"/>
+        </w:numPr>
+        <w:spacing w:after="100"/>
+      </w:pPr>
+      <w:r>
+        <w:t xml:space="preserve">빈/사용 중 테이블을 눌러 주문(코만다)을 받거나 수정합니다. 주문은 주방 프린터로 전송됩니다.</w:t>
+      </w:r>
+    </w:p>
+    <w:p>
+      <w:pPr>
+        <w:pStyle w:val="ListParagraph"/>
+        <w:numPr>
+          <w:ilvl w:val="0"/>
+          <w:numId w:val="10"/>
+        </w:numPr>
+        <w:spacing w:after="100"/>
+      </w:pPr>
+      <w:r>
+        <w:t xml:space="preserve">음식이 나가면 «Servido»를 표시합니다. 테이블이 «Por cobrar(결제 대기)»로 바뀌고 대기 시간이 표시됩니다.</w:t>
+      </w:r>
+    </w:p>
+    <w:p>
+      <w:pPr>
+        <w:pStyle w:val="ListParagraph"/>
+        <w:numPr>
+          <w:ilvl w:val="0"/>
+          <w:numId w:val="10"/>
+        </w:numPr>
+        <w:spacing w:after="100"/>
+      </w:pPr>
+      <w:r>
+        <w:t xml:space="preserve">붉은색 테이블을 눌러 결제합니다. 고객 요청 시 여러 테이블 합산 결제도 가능합니다.</w:t>
       </w:r>
     </w:p>
     <w:p>
@@ -327,7 +1201,7 @@
         <w:t xml:space="preserve">TIP  </w:t>
       </w:r>
       <w:r>
-        <w:t xml:space="preserve">상품이 검색되지 않으면 해당 지점에 등록/게시된 상품인지 관리자에게 확인하세요.</w:t>
+        <w:t xml:space="preserve">우측 «Resumen» 패널에 활성 테이블, 서빙 대기 음식, 금액이 실시간 표시됩니다.</w:t>
       </w:r>
     </w:p>
     <w:p>
@@ -336,7 +1210,7 @@
         <w:pageBreakBefore/>
       </w:pPr>
       <w:r>
-        <w:t xml:space="preserve">3. 코드 마드레(색상×사이즈) 판매</w:t>
+        <w:t xml:space="preserve">10. 영수증 출력(코만데라)</w:t>
       </w:r>
     </w:p>
     <w:p>
@@ -344,703 +1218,53 @@
         <w:spacing w:after="200"/>
       </w:pPr>
       <w:r>
-        <w:t xml:space="preserve">변형(색상/사이즈)이 있는 상품은 «코드 마드레(부모 코드)»로 관리됩니다. 이를 선택하면 색상×사이즈 조합별 수량을 입력하는 변형 표가 열립니다.</w:t>
-      </w:r>
-    </w:p>
-    <w:p>
-      <w:pPr>
-        <w:pBdr>
-          <w:top w:val="dashed" w:color="B8730A" w:sz="6" w:space="8"/>
-          <w:bottom w:val="dashed" w:color="B8730A" w:sz="6" w:space="8"/>
-        </w:pBdr>
-        <w:spacing w:after="200" w:before="120"/>
+        <w:t xml:space="preserve">출력은 지점 PC에 설치된 프린트 에이전트를 사용합니다. 터미널마다 자기 프린터를 지정할 수 있습니다.</w:t>
+      </w:r>
+    </w:p>
+    <w:p>
+      <w:pPr>
+        <w:spacing w:after="200"/>
         <w:jc w:val="center"/>
       </w:pPr>
       <w:r>
-        <w:rPr>
-          <w:i/>
-          <w:iCs/>
-          <w:color w:val="B8730A"/>
-        </w:rPr>
-        <w:t xml:space="preserve">캡처 예정: ventas-03-codigo-madre</w:t>
-      </w:r>
-    </w:p>
-    <w:p>
-      <w:pPr>
-        <w:pStyle w:val="ListParagraph"/>
-        <w:numPr>
-          <w:ilvl w:val="0"/>
-          <w:numId w:val="4"/>
-        </w:numPr>
-        <w:spacing w:after="100"/>
-      </w:pPr>
-      <w:r>
-        <w:t xml:space="preserve">코드 마드레 또는 상품명으로 검색해 선택합니다.</w:t>
-      </w:r>
-    </w:p>
-    <w:p>
-      <w:pPr>
-        <w:pStyle w:val="ListParagraph"/>
-        <w:numPr>
-          <w:ilvl w:val="0"/>
-          <w:numId w:val="4"/>
-        </w:numPr>
-        <w:spacing w:after="100"/>
-      </w:pPr>
-      <w:r>
-        <w:t xml:space="preserve">변형 표(행=색상, 열=사이즈)에서 고객이 구매하는 조합마다 수량을 입력합니다.</w:t>
-      </w:r>
-    </w:p>
-    <w:p>
-      <w:pPr>
-        <w:pStyle w:val="ListParagraph"/>
-        <w:numPr>
-          <w:ilvl w:val="0"/>
-          <w:numId w:val="4"/>
-        </w:numPr>
-        <w:spacing w:after="100"/>
-      </w:pPr>
-      <w:r>
-        <w:t xml:space="preserve">확인하면 변형들이 판매에 추가됩니다. 재고는 변형별로 각각 차감됩니다.</w:t>
-      </w:r>
-    </w:p>
-    <w:p>
-      <w:pPr>
-        <w:pBdr>
-          <w:left w:val="single" w:color="B8730A" w:sz="12" w:space="8"/>
-        </w:pBdr>
-        <w:spacing w:after="100" w:before="160"/>
-      </w:pPr>
-      <w:r>
-        <w:rPr>
-          <w:b/>
-          <w:bCs/>
-          <w:color w:val="B8730A"/>
-        </w:rPr>
-        <w:t xml:space="preserve">TIP  </w:t>
-      </w:r>
-      <w:r>
-        <w:t xml:space="preserve">변형 재고가 없어도 판매는 차단되지 않습니다. 재고가 음수가 될 수 있으며 이후 조정으로 바로잡습니다.</w:t>
-      </w:r>
-    </w:p>
-    <w:p>
-      <w:pPr>
-        <w:pStyle w:val="Heading1"/>
-        <w:pageBreakBefore/>
-      </w:pPr>
-      <w:r>
-        <w:t xml:space="preserve">4. 가격 레벨, 할인, 프로모션</w:t>
-      </w:r>
-    </w:p>
-    <w:p>
-      <w:pPr>
-        <w:spacing w:after="200"/>
-      </w:pPr>
-      <w:r>
-        <w:t xml:space="preserve">상품마다 여러 가격 레벨(예: 소매가, 도매가)을 가질 수 있습니다. 판매 시 할인과 프로모션도 적용할 수 있습니다.</w:t>
-      </w:r>
-    </w:p>
-    <w:p>
-      <w:pPr>
-        <w:pBdr>
-          <w:top w:val="dashed" w:color="B8730A" w:sz="6" w:space="8"/>
-          <w:bottom w:val="dashed" w:color="B8730A" w:sz="6" w:space="8"/>
-        </w:pBdr>
-        <w:spacing w:after="200" w:before="120"/>
-        <w:jc w:val="center"/>
-      </w:pPr>
-      <w:r>
-        <w:rPr>
-          <w:i/>
-          <w:iCs/>
-          <w:color w:val="B8730A"/>
-        </w:rPr>
-        <w:t xml:space="preserve">캡처 예정: ventas-04-precios</w:t>
-      </w:r>
-    </w:p>
-    <w:p>
-      <w:pPr>
-        <w:pStyle w:val="ListParagraph"/>
-        <w:numPr>
-          <w:ilvl w:val="0"/>
-          <w:numId w:val="5"/>
-        </w:numPr>
-        <w:spacing w:after="100"/>
-      </w:pPr>
-      <w:r>
-        <w:t xml:space="preserve">판매 화면에서 고객에게 해당하는 가격 유형을 선택합니다(권한이 있는 경우).</w:t>
-      </w:r>
-    </w:p>
-    <w:p>
-      <w:pPr>
-        <w:pStyle w:val="ListParagraph"/>
-        <w:numPr>
-          <w:ilvl w:val="0"/>
-          <w:numId w:val="5"/>
-        </w:numPr>
-        <w:spacing w:after="100"/>
-      </w:pPr>
-      <w:r>
-        <w:t xml:space="preserve">할인은 관리자가 허용한 범위에서 상품별 또는 합계 할인 칸을 사용합니다.</w:t>
-      </w:r>
-    </w:p>
-    <w:p>
-      <w:pPr>
-        <w:pStyle w:val="ListParagraph"/>
-        <w:numPr>
-          <w:ilvl w:val="0"/>
-          <w:numId w:val="5"/>
-        </w:numPr>
-        <w:spacing w:after="100"/>
-      </w:pPr>
-      <w:r>
-        <w:t xml:space="preserve">활성 프로모션(예: 2×1)은 자동 적용되며 증정 상품은 표시가 붙습니다.</w:t>
-      </w:r>
-    </w:p>
-    <w:p>
-      <w:pPr>
-        <w:pStyle w:val="Heading1"/>
-        <w:pageBreakBefore/>
-      </w:pPr>
-      <w:r>
-        <w:t xml:space="preserve">5. 결제 수단과 복합 결제</w:t>
-      </w:r>
-    </w:p>
-    <w:p>
-      <w:pPr>
-        <w:spacing w:after="200"/>
-      </w:pPr>
-      <w:r>
-        <w:t xml:space="preserve">판매 생성 시 결제 수단을 선택합니다: 현금, MercadoPago QR, 외상(크레딧), 적립 잔액(a favor) 등. 여러 수단으로 나눠서 결제할 수도 있습니다.</w:t>
-      </w:r>
-    </w:p>
-    <w:p>
-      <w:pPr>
-        <w:pBdr>
-          <w:top w:val="dashed" w:color="B8730A" w:sz="6" w:space="8"/>
-          <w:bottom w:val="dashed" w:color="B8730A" w:sz="6" w:space="8"/>
-        </w:pBdr>
-        <w:spacing w:after="200" w:before="120"/>
-        <w:jc w:val="center"/>
-      </w:pPr>
-      <w:r>
-        <w:rPr>
-          <w:i/>
-          <w:iCs/>
-          <w:color w:val="B8730A"/>
-        </w:rPr>
-        <w:t xml:space="preserve">캡처 예정: ventas-05-pagos</w:t>
-      </w:r>
-    </w:p>
-    <w:p>
-      <w:pPr>
-        <w:pStyle w:val="ListParagraph"/>
-        <w:numPr>
-          <w:ilvl w:val="0"/>
-          <w:numId w:val="6"/>
-        </w:numPr>
-        <w:spacing w:after="100"/>
-      </w:pPr>
-      <w:r>
-        <w:t xml:space="preserve">«Generar venta»를 누르면 합계가 표시된 결제 창이 열립니다.</w:t>
-      </w:r>
-    </w:p>
-    <w:p>
-      <w:pPr>
-        <w:pStyle w:val="ListParagraph"/>
-        <w:numPr>
-          <w:ilvl w:val="0"/>
-          <w:numId w:val="6"/>
-        </w:numPr>
-        <w:spacing w:after="100"/>
-      </w:pPr>
-      <w:r>
-        <w:t xml:space="preserve">결제 수단을 선택합니다. 현금이면 받은 금액을 입력하면 거스름돈이 자동 계산됩니다.</w:t>
-      </w:r>
-    </w:p>
-    <w:p>
-      <w:pPr>
-        <w:pStyle w:val="ListParagraph"/>
-        <w:numPr>
-          <w:ilvl w:val="0"/>
-          <w:numId w:val="6"/>
-        </w:numPr>
-        <w:spacing w:after="100"/>
-      </w:pPr>
-      <w:r>
-        <w:t xml:space="preserve">MercadoPago QR은 고객에게 코드를 보여주고 결제 자동 확인을 기다립니다.</w:t>
-      </w:r>
-    </w:p>
-    <w:p>
-      <w:pPr>
-        <w:pStyle w:val="ListParagraph"/>
-        <w:numPr>
-          <w:ilvl w:val="0"/>
-          <w:numId w:val="6"/>
-        </w:numPr>
-        <w:spacing w:after="100"/>
-      </w:pPr>
-      <w:r>
-        <w:t xml:space="preserve">복합 결제는 수단별 금액을 합계가 채워질 때까지 나눠 입력합니다.</w:t>
-      </w:r>
-    </w:p>
-    <w:p>
-      <w:pPr>
-        <w:pStyle w:val="ListParagraph"/>
-        <w:numPr>
-          <w:ilvl w:val="0"/>
-          <w:numId w:val="6"/>
-        </w:numPr>
-        <w:spacing w:after="100"/>
-      </w:pPr>
-      <w:r>
-        <w:t xml:space="preserve">외상 판매는 등록된 고객을 선택합니다. 부채가 고객 계정에 기록됩니다.</w:t>
-      </w:r>
-    </w:p>
-    <w:p>
-      <w:pPr>
-        <w:pBdr>
-          <w:left w:val="single" w:color="B8730A" w:sz="12" w:space="8"/>
-        </w:pBdr>
-        <w:spacing w:after="100" w:before="160"/>
-      </w:pPr>
-      <w:r>
-        <w:rPr>
-          <w:b/>
-          <w:bCs/>
-          <w:color w:val="B8730A"/>
-        </w:rPr>
-        <w:t xml:space="preserve">TIP  </w:t>
-      </w:r>
-      <w:r>
-        <w:t xml:space="preserve">프린터가 설정돼 있으면 영수증이 자동 출력됩니다(출력 주제 참고).</w:t>
-      </w:r>
-    </w:p>
-    <w:p>
-      <w:pPr>
-        <w:pStyle w:val="Heading1"/>
-        <w:pageBreakBefore/>
-      </w:pPr>
-      <w:r>
-        <w:t xml:space="preserve">6. 판매 보류와 재개</w:t>
-      </w:r>
-    </w:p>
-    <w:p>
-      <w:pPr>
-        <w:spacing w:after="200"/>
-      </w:pPr>
-      <w:r>
-        <w:t xml:space="preserve">고객이 구매를 잠시 중단해야 할 때(예: 다른 상품을 가지러 감) 담아둔 상품을 잃지 않고 판매를 보류했다가 나중에 재개할 수 있습니다.</w:t>
-      </w:r>
-    </w:p>
-    <w:p>
-      <w:pPr>
-        <w:pBdr>
-          <w:top w:val="dashed" w:color="B8730A" w:sz="6" w:space="8"/>
-          <w:bottom w:val="dashed" w:color="B8730A" w:sz="6" w:space="8"/>
-        </w:pBdr>
-        <w:spacing w:after="200" w:before="120"/>
-        <w:jc w:val="center"/>
-      </w:pPr>
-      <w:r>
-        <w:rPr>
-          <w:i/>
-          <w:iCs/>
-          <w:color w:val="B8730A"/>
-        </w:rPr>
-        <w:t xml:space="preserve">캡처 예정: ventas-06-suspender</w:t>
-      </w:r>
-    </w:p>
-    <w:p>
-      <w:pPr>
-        <w:pStyle w:val="ListParagraph"/>
-        <w:numPr>
-          <w:ilvl w:val="0"/>
-          <w:numId w:val="7"/>
-        </w:numPr>
-        <w:spacing w:after="100"/>
-      </w:pPr>
-      <w:r>
-        <w:t xml:space="preserve">장바구니에 상품이 있는 상태에서 «Suspender venta»를 누르면 보류 목록에 저장됩니다.</w:t>
-      </w:r>
-    </w:p>
-    <w:p>
-      <w:pPr>
-        <w:pStyle w:val="ListParagraph"/>
-        <w:numPr>
-          <w:ilvl w:val="0"/>
-          <w:numId w:val="7"/>
-        </w:numPr>
-        <w:spacing w:after="100"/>
-      </w:pPr>
-      <w:r>
-        <w:t xml:space="preserve">재개하려면 보류 판매 목록을 열어 해당 판매를 선택합니다. 상품이 장바구니로 복원됩니다.</w:t>
-      </w:r>
-    </w:p>
-    <w:p>
-      <w:pPr>
-        <w:pStyle w:val="ListParagraph"/>
-        <w:numPr>
-          <w:ilvl w:val="0"/>
-          <w:numId w:val="7"/>
-        </w:numPr>
-        <w:spacing w:after="100"/>
-      </w:pPr>
-      <w:r>
-        <w:t xml:space="preserve">이후 «Generar venta»로 정상적으로 판매를 완료합니다.</w:t>
-      </w:r>
-    </w:p>
-    <w:p>
-      <w:pPr>
-        <w:pStyle w:val="Heading1"/>
-        <w:pageBreakBefore/>
-      </w:pPr>
-      <w:r>
-        <w:t xml:space="preserve">7. 판매 내역: 취소, 반품, 재출력</w:t>
-      </w:r>
-    </w:p>
-    <w:p>
-      <w:pPr>
-        <w:spacing w:after="200"/>
-      </w:pPr>
-      <w:r>
-        <w:t xml:space="preserve">«Ventas» 메뉴에서 판매 내역을 확인합니다. 상세 보기, 판매 취소, 반품 등록, 영수증 재출력이 가능합니다.</w:t>
-      </w:r>
-    </w:p>
-    <w:p>
-      <w:pPr>
-        <w:pBdr>
-          <w:top w:val="dashed" w:color="B8730A" w:sz="6" w:space="8"/>
-          <w:bottom w:val="dashed" w:color="B8730A" w:sz="6" w:space="8"/>
-        </w:pBdr>
-        <w:spacing w:after="200" w:before="120"/>
-        <w:jc w:val="center"/>
-      </w:pPr>
-      <w:r>
-        <w:rPr>
-          <w:i/>
-          <w:iCs/>
-          <w:color w:val="B8730A"/>
-        </w:rPr>
-        <w:t xml:space="preserve">캡처 예정: ventas-07-historial</w:t>
-      </w:r>
-    </w:p>
-    <w:p>
-      <w:pPr>
-        <w:pStyle w:val="ListParagraph"/>
-        <w:numPr>
-          <w:ilvl w:val="0"/>
-          <w:numId w:val="8"/>
-        </w:numPr>
-        <w:spacing w:after="100"/>
-      </w:pPr>
-      <w:r>
-        <w:t xml:space="preserve">«Ventas» 메뉴에서 날짜/지점/판매원 필터로 해당 거래를 찾습니다.</w:t>
-      </w:r>
-    </w:p>
-    <w:p>
-      <w:pPr>
-        <w:pStyle w:val="ListParagraph"/>
-        <w:numPr>
-          <w:ilvl w:val="0"/>
-          <w:numId w:val="8"/>
-        </w:numPr>
-        <w:spacing w:after="100"/>
-      </w:pPr>
-      <w:r>
-        <w:t xml:space="preserve">상세를 열어 상품, 결제, 판매 상태를 확인합니다.</w:t>
-      </w:r>
-    </w:p>
-    <w:p>
-      <w:pPr>
-        <w:pStyle w:val="ListParagraph"/>
-        <w:numPr>
-          <w:ilvl w:val="0"/>
-          <w:numId w:val="8"/>
-        </w:numPr>
-        <w:spacing w:after="100"/>
-      </w:pPr>
-      <w:r>
-        <w:t xml:space="preserve">취소/반품은 해당 액션을 사용합니다. 재고는 자동으로 복구됩니다.</w:t>
-      </w:r>
-    </w:p>
-    <w:p>
-      <w:pPr>
-        <w:pStyle w:val="ListParagraph"/>
-        <w:numPr>
-          <w:ilvl w:val="0"/>
-          <w:numId w:val="8"/>
-        </w:numPr>
-        <w:spacing w:after="100"/>
-      </w:pPr>
-      <w:r>
-        <w:t xml:space="preserve">영수증 재출력은 행의 출력 버튼을 사용합니다.</w:t>
-      </w:r>
-    </w:p>
-    <w:p>
-      <w:pPr>
-        <w:pBdr>
-          <w:left w:val="single" w:color="B8730A" w:sz="12" w:space="8"/>
-        </w:pBdr>
-        <w:spacing w:after="100" w:before="160"/>
-      </w:pPr>
-      <w:r>
-        <w:rPr>
-          <w:b/>
-          <w:bCs/>
-          <w:color w:val="B8730A"/>
-        </w:rPr>
-        <w:t xml:space="preserve">TIP  </w:t>
-      </w:r>
-      <w:r>
-        <w:t xml:space="preserve">매장 설정에 따라 취소에는 관리자 권한이 필요할 수 있습니다.</w:t>
-      </w:r>
-    </w:p>
-    <w:p>
-      <w:pPr>
-        <w:pStyle w:val="Heading1"/>
-        <w:pageBreakBefore/>
-      </w:pPr>
-      <w:r>
-        <w:t xml:space="preserve">8. 금전함 열기와 마감</w:t>
-      </w:r>
-    </w:p>
-    <w:p>
-      <w:pPr>
-        <w:spacing w:after="200"/>
-      </w:pPr>
-      <w:r>
-        <w:t xml:space="preserve">금전함은 근무 시간의 모든 현금 흐름을 기록합니다: 시재로 열기, 판매, 지출, 인출, 그리고 정산 마감.</w:t>
-      </w:r>
-    </w:p>
-    <w:p>
-      <w:pPr>
-        <w:pBdr>
-          <w:top w:val="dashed" w:color="B8730A" w:sz="6" w:space="8"/>
-          <w:bottom w:val="dashed" w:color="B8730A" w:sz="6" w:space="8"/>
-        </w:pBdr>
-        <w:spacing w:after="200" w:before="120"/>
-        <w:jc w:val="center"/>
-      </w:pPr>
-      <w:r>
-        <w:rPr>
-          <w:i/>
-          <w:iCs/>
-          <w:color w:val="B8730A"/>
-        </w:rPr>
-        <w:t xml:space="preserve">캡처 예정: ventas-08-caja</w:t>
-      </w:r>
-    </w:p>
-    <w:p>
-      <w:pPr>
-        <w:pStyle w:val="ListParagraph"/>
-        <w:numPr>
-          <w:ilvl w:val="0"/>
-          <w:numId w:val="9"/>
-        </w:numPr>
-        <w:spacing w:after="100"/>
-      </w:pPr>
-      <w:r>
-        <w:t xml:space="preserve">근무 시작 시 «Caja» 메뉴에서 시재(초기 금액)를 입력해 금전함을 엽니다.</w:t>
-      </w:r>
-    </w:p>
-    <w:p>
-      <w:pPr>
-        <w:pStyle w:val="ListParagraph"/>
-        <w:numPr>
-          <w:ilvl w:val="0"/>
-          <w:numId w:val="9"/>
-        </w:numPr>
-        <w:spacing w:after="100"/>
-      </w:pPr>
-      <w:r>
-        <w:t xml:space="preserve">영업 중 현금 판매는 자동 합산됩니다. 지출·인출이 있으면 함께 기록하세요.</w:t>
-      </w:r>
-    </w:p>
-    <w:p>
-      <w:pPr>
-        <w:pStyle w:val="ListParagraph"/>
-        <w:numPr>
-          <w:ilvl w:val="0"/>
-          <w:numId w:val="9"/>
-        </w:numPr>
-        <w:spacing w:after="100"/>
-      </w:pPr>
-      <w:r>
-        <w:t xml:space="preserve">마감 시 실제 현금을 세어 입력하면 시스템이 예상 금액과의 차이를 표시합니다.</w:t>
-      </w:r>
-    </w:p>
-    <w:p>
-      <w:pPr>
-        <w:pStyle w:val="ListParagraph"/>
-        <w:numPr>
-          <w:ilvl w:val="0"/>
-          <w:numId w:val="9"/>
-        </w:numPr>
-        <w:spacing w:after="100"/>
-      </w:pPr>
-      <w:r>
-        <w:t xml:space="preserve">인출한 잉여 현금은 금고(caja fuerte)로 이체해 기록으로 남길 수 있습니다.</w:t>
-      </w:r>
-    </w:p>
-    <w:p>
-      <w:pPr>
-        <w:pBdr>
-          <w:left w:val="single" w:color="B8730A" w:sz="12" w:space="8"/>
-        </w:pBdr>
-        <w:spacing w:after="100" w:before="160"/>
-      </w:pPr>
-      <w:r>
-        <w:rPr>
-          <w:b/>
-          <w:bCs/>
-          <w:color w:val="B8730A"/>
-        </w:rPr>
-        <w:t xml:space="preserve">TIP  </w:t>
-      </w:r>
-      <w:r>
-        <w:t xml:space="preserve">«Control de caja» 메뉴에서 관리자는 모든 금전함의 개시/마감/차액을 검토할 수 있습니다.</w:t>
-      </w:r>
-    </w:p>
-    <w:p>
-      <w:pPr>
-        <w:pStyle w:val="Heading1"/>
-        <w:pageBreakBefore/>
-      </w:pPr>
-      <w:r>
-        <w:t xml:space="preserve">9. 식당 모드: 살롱과 테이블</w:t>
-      </w:r>
-    </w:p>
-    <w:p>
-      <w:pPr>
-        <w:spacing w:after="200"/>
-      </w:pPr>
-      <w:r>
-        <w:t xml:space="preserve">식당 모드 매장에서는 살롱 배치도의 테이블 단위로 판매를 관리합니다. 색상이 상태를 나타냅니다: 빈 테이블, 사용 중, 결제 대기.</w:t>
-      </w:r>
-    </w:p>
-    <w:p>
-      <w:pPr>
-        <w:pBdr>
-          <w:top w:val="dashed" w:color="B8730A" w:sz="6" w:space="8"/>
-          <w:bottom w:val="dashed" w:color="B8730A" w:sz="6" w:space="8"/>
-        </w:pBdr>
-        <w:spacing w:after="200" w:before="120"/>
-        <w:jc w:val="center"/>
-      </w:pPr>
-      <w:r>
-        <w:rPr>
-          <w:i/>
-          <w:iCs/>
-          <w:color w:val="B8730A"/>
-        </w:rPr>
-        <w:t xml:space="preserve">캡처 예정: ventas-09-restaurante</w:t>
-      </w:r>
-    </w:p>
-    <w:p>
-      <w:pPr>
-        <w:pStyle w:val="ListParagraph"/>
-        <w:numPr>
-          <w:ilvl w:val="0"/>
-          <w:numId w:val="10"/>
-        </w:numPr>
-        <w:spacing w:after="100"/>
-      </w:pPr>
-      <w:r>
-        <w:t xml:space="preserve">식당 매장에서 «Nueva venta»에 들어가면 테이블이 있는 살롱 화면이 열립니다.</w:t>
-      </w:r>
-    </w:p>
-    <w:p>
-      <w:pPr>
-        <w:pStyle w:val="ListParagraph"/>
-        <w:numPr>
-          <w:ilvl w:val="0"/>
-          <w:numId w:val="10"/>
-        </w:numPr>
-        <w:spacing w:after="100"/>
-      </w:pPr>
-      <w:r>
-        <w:t xml:space="preserve">빈/사용 중 테이블을 눌러 주문(코만다)을 받거나 수정합니다. 주문은 주방 프린터로 전송됩니다.</w:t>
-      </w:r>
-    </w:p>
-    <w:p>
-      <w:pPr>
-        <w:pStyle w:val="ListParagraph"/>
-        <w:numPr>
-          <w:ilvl w:val="0"/>
-          <w:numId w:val="10"/>
-        </w:numPr>
-        <w:spacing w:after="100"/>
-      </w:pPr>
-      <w:r>
-        <w:t xml:space="preserve">음식이 나가면 «Servido»를 표시합니다. 테이블이 «Por cobrar(결제 대기)»로 바뀌고 대기 시간이 표시됩니다.</w:t>
-      </w:r>
-    </w:p>
-    <w:p>
-      <w:pPr>
-        <w:pStyle w:val="ListParagraph"/>
-        <w:numPr>
-          <w:ilvl w:val="0"/>
-          <w:numId w:val="10"/>
-        </w:numPr>
-        <w:spacing w:after="100"/>
-      </w:pPr>
-      <w:r>
-        <w:t xml:space="preserve">붉은색 테이블을 눌러 결제합니다. 고객 요청 시 여러 테이블 합산 결제도 가능합니다.</w:t>
-      </w:r>
-    </w:p>
-    <w:p>
-      <w:pPr>
-        <w:pBdr>
-          <w:left w:val="single" w:color="B8730A" w:sz="12" w:space="8"/>
-        </w:pBdr>
-        <w:spacing w:after="100" w:before="160"/>
-      </w:pPr>
-      <w:r>
-        <w:rPr>
-          <w:b/>
-          <w:bCs/>
-          <w:color w:val="B8730A"/>
-        </w:rPr>
-        <w:t xml:space="preserve">TIP  </w:t>
-      </w:r>
-      <w:r>
-        <w:t xml:space="preserve">우측 «Resumen» 패널에 활성 테이블, 서빙 대기 음식, 금액이 실시간 표시됩니다.</w:t>
-      </w:r>
-    </w:p>
-    <w:p>
-      <w:pPr>
-        <w:pStyle w:val="Heading1"/>
-        <w:pageBreakBefore/>
-      </w:pPr>
-      <w:r>
-        <w:t xml:space="preserve">10. 영수증 출력(코만데라)</w:t>
-      </w:r>
-    </w:p>
-    <w:p>
-      <w:pPr>
-        <w:spacing w:after="200"/>
-      </w:pPr>
-      <w:r>
-        <w:t xml:space="preserve">출력은 지점 PC에 설치된 프린트 에이전트를 사용합니다. 터미널마다 자기 프린터를 지정할 수 있습니다.</w:t>
-      </w:r>
-    </w:p>
-    <w:p>
-      <w:pPr>
-        <w:pBdr>
-          <w:top w:val="dashed" w:color="B8730A" w:sz="6" w:space="8"/>
-          <w:bottom w:val="dashed" w:color="B8730A" w:sz="6" w:space="8"/>
-        </w:pBdr>
-        <w:spacing w:after="200" w:before="120"/>
-        <w:jc w:val="center"/>
-      </w:pPr>
-      <w:r>
-        <w:rPr>
-          <w:i/>
-          <w:iCs/>
-          <w:color w:val="B8730A"/>
-        </w:rPr>
-        <w:t xml:space="preserve">캡처 예정: ventas-10-impresion</w:t>
+        <w:drawing>
+          <wp:inline distT="0" distB="0" distL="0" distR="0">
+            <wp:extent cx="4457700" cy="2790825"/>
+            <wp:effectExtent t="0" r="0" b="0" l="0"/>
+            <wp:docPr id="1" name="ventas-10-impresion" descr="영수증 출력(코만데라)" title="ventas-10-impresion"/>
+            <wp:cNvGraphicFramePr>
+              <a:graphicFrameLocks xmlns:a="http://schemas.openxmlformats.org/drawingml/2006/main" noChangeAspect="1"/>
+            </wp:cNvGraphicFramePr>
+            <a:graphic xmlns:a="http://schemas.openxmlformats.org/drawingml/2006/main">
+              <a:graphicData uri="http://schemas.openxmlformats.org/drawingml/2006/picture">
+                <pic:pic xmlns:pic="http://schemas.openxmlformats.org/drawingml/2006/picture">
+                  <pic:nvPicPr>
+                    <pic:cNvPr id="0" name="" descr=""/>
+                    <pic:cNvPicPr>
+                      <a:picLocks noChangeAspect="1" noChangeArrowheads="1"/>
+                    </pic:cNvPicPr>
+                  </pic:nvPicPr>
+                  <pic:blipFill>
+                    <a:blip r:embed="rId16" cstate="none"/>
+                    <a:srcRect/>
+                    <a:stretch>
+                      <a:fillRect/>
+                    </a:stretch>
+                  </pic:blipFill>
+                  <pic:spPr bwMode="auto">
+                    <a:xfrm>
+                      <a:off x="0" y="0"/>
+                      <a:ext cx="4457700" cy="2790825"/>
+                    </a:xfrm>
+                    <a:prstGeom prst="rect">
+                      <a:avLst/>
+                    </a:prstGeom>
+                  </pic:spPr>
+                </pic:pic>
+              </a:graphicData>
+            </a:graphic>
+          </wp:inline>
+        </w:drawing>
       </w:r>
     </w:p>
     <w:p>
